--- a/Requirement/Opus_Requirement_rough.docx
+++ b/Requirement/Opus_Requirement_rough.docx
@@ -742,6 +742,777 @@
           <w:lang w:val="en-US"/>
         </w:rPr>
       </w:pPr>
+    </w:p>
+    <w:p>
+      <w:pPr>
+        <w:rPr>
+          <w:lang w:val="en-US"/>
+        </w:rPr>
+      </w:pPr>
+      <w:r>
+        <w:rPr>
+          <w:lang w:val="en-US"/>
+        </w:rPr>
+        <w:lastRenderedPageBreak/>
+        <w:t>Detailed Explanation-</w:t>
+      </w:r>
+    </w:p>
+    <w:p>
+      <w:r>
+        <w:t xml:space="preserve">Invoicing and Payment- </w:t>
+      </w:r>
+    </w:p>
+    <w:p>
+      <w:r>
+        <w:t>Current Behaviour- Manual</w:t>
+      </w:r>
+    </w:p>
+    <w:p>
+      <w:r>
+        <w:t>Below is the real time use case</w:t>
+      </w:r>
+      <w:r>
+        <w:t>, how it currently works</w:t>
+      </w:r>
+      <w:r>
+        <w:t>-</w:t>
+      </w:r>
+    </w:p>
+    <w:p>
+      <w:r>
+        <w:t>Sandeep who is admin guy, who gets all the invoices of orders in the form of online over email or may be physical copy</w:t>
+      </w:r>
+      <w:r>
+        <w:t xml:space="preserve"> in some cases</w:t>
+      </w:r>
+      <w:r>
+        <w:t xml:space="preserve">. What he does, he </w:t>
+      </w:r>
+      <w:proofErr w:type="gramStart"/>
+      <w:r>
+        <w:t>prepare</w:t>
+      </w:r>
+      <w:proofErr w:type="gramEnd"/>
+      <w:r>
+        <w:t xml:space="preserve"> one </w:t>
+      </w:r>
+      <w:r>
+        <w:t xml:space="preserve">billing </w:t>
+      </w:r>
+      <w:r>
+        <w:t>excel, he entered</w:t>
+      </w:r>
+      <w:r>
+        <w:t xml:space="preserve"> all invoice data including amounts and the bill description</w:t>
+      </w:r>
+      <w:r>
+        <w:t xml:space="preserve"> (refer format for more details)</w:t>
+      </w:r>
+      <w:r>
+        <w:t>. There is fix format for this they use.</w:t>
+      </w:r>
+      <w:r>
+        <w:t xml:space="preserve"> Some invoices are recurring and some are </w:t>
+      </w:r>
+      <w:proofErr w:type="spellStart"/>
+      <w:proofErr w:type="gramStart"/>
+      <w:r>
+        <w:t>non recurring</w:t>
+      </w:r>
+      <w:proofErr w:type="spellEnd"/>
+      <w:proofErr w:type="gramEnd"/>
+      <w:r>
+        <w:t>, invoices have credit period as well. After preparing this billing sheet, Sandeep share this file to finance team, finance does the payment of vendor according to this sheet and share another report which have details of payment, when payment done, what is the amount, paid to whom and billing reference number</w:t>
+      </w:r>
+      <w:r>
+        <w:t xml:space="preserve"> (from original billing sheet)</w:t>
+      </w:r>
+      <w:r>
+        <w:t xml:space="preserve"> and UTR</w:t>
+      </w:r>
+      <w:r>
+        <w:t xml:space="preserve"> (refer finance payment format for more details).</w:t>
+      </w:r>
+    </w:p>
+    <w:p>
+      <w:r>
+        <w:t xml:space="preserve">Now Sandeep took this report shared by finance team and match with the billing sheet and update the payment date, UTR number, amount, payment mode and status. </w:t>
+      </w:r>
+    </w:p>
+    <w:p>
+      <w:r>
+        <w:t>After updating this</w:t>
+      </w:r>
+      <w:r>
+        <w:t xml:space="preserve">, whichever vendors payment is </w:t>
+      </w:r>
+      <w:proofErr w:type="spellStart"/>
+      <w:r>
+        <w:t>doen</w:t>
+      </w:r>
+      <w:proofErr w:type="spellEnd"/>
+      <w:r>
+        <w:t xml:space="preserve"> Sandeep intimate over email to vendors regarding payment status along with transaction details. </w:t>
+      </w:r>
+      <w:r>
+        <w:t>This all he does in manual way.</w:t>
+      </w:r>
+    </w:p>
+    <w:p>
+      <w:r>
+        <w:t>Challenges-</w:t>
+      </w:r>
+    </w:p>
+    <w:p>
+      <w:pPr>
+        <w:pStyle w:val="ListParagraph"/>
+        <w:numPr>
+          <w:ilvl w:val="0"/>
+          <w:numId w:val="29"/>
+        </w:numPr>
+      </w:pPr>
+      <w:r>
+        <w:t>Manual creation of billing file, bunch of invoices</w:t>
+      </w:r>
+      <w:r>
+        <w:t xml:space="preserve"> can </w:t>
+      </w:r>
+      <w:proofErr w:type="gramStart"/>
+      <w:r>
+        <w:t>leads</w:t>
+      </w:r>
+      <w:proofErr w:type="gramEnd"/>
+      <w:r>
+        <w:t xml:space="preserve"> to errors in entry and time consuming</w:t>
+      </w:r>
+    </w:p>
+    <w:p>
+      <w:pPr>
+        <w:pStyle w:val="ListParagraph"/>
+        <w:numPr>
+          <w:ilvl w:val="0"/>
+          <w:numId w:val="29"/>
+        </w:numPr>
+      </w:pPr>
+      <w:r>
+        <w:t xml:space="preserve">Finance also </w:t>
+      </w:r>
+      <w:proofErr w:type="gramStart"/>
+      <w:r>
+        <w:t>have</w:t>
+      </w:r>
+      <w:proofErr w:type="gramEnd"/>
+      <w:r>
+        <w:t xml:space="preserve"> to manually verify those invoices and process the payment. We already have payment portal integrated with existing finance application.</w:t>
+      </w:r>
+    </w:p>
+    <w:p>
+      <w:pPr>
+        <w:pStyle w:val="ListParagraph"/>
+        <w:numPr>
+          <w:ilvl w:val="0"/>
+          <w:numId w:val="29"/>
+        </w:numPr>
+      </w:pPr>
+      <w:r>
+        <w:t xml:space="preserve">After Payment done again manual entry to update the billing status </w:t>
+      </w:r>
+    </w:p>
+    <w:p>
+      <w:pPr>
+        <w:pStyle w:val="ListParagraph"/>
+        <w:numPr>
+          <w:ilvl w:val="0"/>
+          <w:numId w:val="29"/>
+        </w:numPr>
+      </w:pPr>
+      <w:r>
+        <w:t>Manual way to notify vendor after payment done</w:t>
+      </w:r>
+    </w:p>
+    <w:p>
+      <w:pPr>
+        <w:pStyle w:val="ListParagraph"/>
+        <w:numPr>
+          <w:ilvl w:val="0"/>
+          <w:numId w:val="29"/>
+        </w:numPr>
+      </w:pPr>
+      <w:r>
+        <w:t xml:space="preserve">No reports or dashboard to show </w:t>
+      </w:r>
+      <w:proofErr w:type="spellStart"/>
+      <w:r>
+        <w:t>monthwise</w:t>
+      </w:r>
+      <w:proofErr w:type="spellEnd"/>
+      <w:r>
+        <w:t xml:space="preserve"> invoices processed, how may recurring/</w:t>
+      </w:r>
+      <w:proofErr w:type="spellStart"/>
+      <w:proofErr w:type="gramStart"/>
+      <w:r>
+        <w:t>non recurring</w:t>
+      </w:r>
+      <w:proofErr w:type="spellEnd"/>
+      <w:proofErr w:type="gramEnd"/>
+      <w:r>
+        <w:t xml:space="preserve">, not ablet to understand the more expense is done </w:t>
+      </w:r>
+      <w:proofErr w:type="gramStart"/>
+      <w:r>
+        <w:t>on  which</w:t>
+      </w:r>
+      <w:proofErr w:type="gramEnd"/>
+      <w:r>
+        <w:t xml:space="preserve"> items, category wise expenses reports and any other standard reports which can help to analyse the data</w:t>
+      </w:r>
+    </w:p>
+    <w:p>
+      <w:pPr>
+        <w:pStyle w:val="ListParagraph"/>
+        <w:numPr>
+          <w:ilvl w:val="0"/>
+          <w:numId w:val="29"/>
+        </w:numPr>
+      </w:pPr>
+      <w:r>
+        <w:t xml:space="preserve">No notification or reminder system for due payments or the payments </w:t>
+      </w:r>
+      <w:proofErr w:type="gramStart"/>
+      <w:r>
+        <w:t>over due</w:t>
+      </w:r>
+      <w:proofErr w:type="gramEnd"/>
+      <w:r>
+        <w:t xml:space="preserve"> or new due.</w:t>
+      </w:r>
+    </w:p>
+    <w:p>
+      <w:r>
+        <w:t>What is to be implemented -</w:t>
+      </w:r>
+    </w:p>
+    <w:p>
+      <w:r>
+        <w:t xml:space="preserve">-We need a screen where user can upload the invoices (softcopies to be uploaded and in case of hard copy, they will scan the page and upload in the form of PDF/word/Excel). </w:t>
+      </w:r>
+      <w:r>
+        <w:t xml:space="preserve">Use can upload a single or multiple </w:t>
+      </w:r>
+      <w:proofErr w:type="gramStart"/>
+      <w:r>
+        <w:t>file</w:t>
+      </w:r>
+      <w:proofErr w:type="gramEnd"/>
+      <w:r>
+        <w:t xml:space="preserve"> with some feasible limit. </w:t>
+      </w:r>
+    </w:p>
+    <w:p>
+      <w:r>
+        <w:t xml:space="preserve">The format of each invoice is different and not fixed. </w:t>
+      </w:r>
+      <w:proofErr w:type="gramStart"/>
+      <w:r>
+        <w:t>So</w:t>
+      </w:r>
+      <w:proofErr w:type="gramEnd"/>
+      <w:r>
+        <w:t xml:space="preserve"> AI agent will help here to fetch the correct data which we required.</w:t>
+      </w:r>
+    </w:p>
+    <w:p>
+      <w:r>
+        <w:t>Based on uploaded file system will fetch</w:t>
+      </w:r>
+      <w:r>
+        <w:t>/read</w:t>
+      </w:r>
+      <w:r>
+        <w:t xml:space="preserve"> all </w:t>
+      </w:r>
+      <w:r>
+        <w:t xml:space="preserve">the </w:t>
+      </w:r>
+      <w:r>
+        <w:t xml:space="preserve">details, only the required details as per the </w:t>
+      </w:r>
+      <w:r>
+        <w:t xml:space="preserve">billing sheet </w:t>
+      </w:r>
+      <w:r>
+        <w:t>format</w:t>
+      </w:r>
+      <w:r>
+        <w:t xml:space="preserve"> system will take</w:t>
+      </w:r>
+      <w:r>
+        <w:t xml:space="preserve"> and generate billing file automatically. </w:t>
+      </w:r>
+      <w:r>
+        <w:t xml:space="preserve"> Once file uploaded show fetched data to user on screen and based on his confirmation allow user to upload the next file. Once file upload done, allow user to generate billing file as per</w:t>
+      </w:r>
+      <w:r>
+        <w:t xml:space="preserve"> existing format.</w:t>
+      </w:r>
+    </w:p>
+    <w:p>
+      <w:r>
+        <w:t>-</w:t>
+      </w:r>
+      <w:r>
+        <w:t xml:space="preserve">- We have multiple payment companies in our organization like US company name is different, </w:t>
+      </w:r>
+      <w:proofErr w:type="spellStart"/>
+      <w:r>
+        <w:t>india</w:t>
+      </w:r>
+      <w:proofErr w:type="spellEnd"/>
+      <w:r>
+        <w:t xml:space="preserve"> based company name is different, all comes under same umbrella parent </w:t>
+      </w:r>
+      <w:proofErr w:type="spellStart"/>
+      <w:r>
+        <w:t>compant</w:t>
+      </w:r>
+      <w:proofErr w:type="spellEnd"/>
+      <w:r>
+        <w:t xml:space="preserve">, payment can be made as per company like OSSPL, OSPL, when user </w:t>
+      </w:r>
+      <w:r>
+        <w:t xml:space="preserve">upload the file, allow user to select date when </w:t>
+      </w:r>
+      <w:r>
+        <w:lastRenderedPageBreak/>
+        <w:t>invoice received and payment against which our company, give dropdown and open box in few cases some random name to be entered.</w:t>
+      </w:r>
+    </w:p>
+    <w:p>
+      <w:r>
+        <w:t>- Uploaded invoice if user wants to see, allow to show uploaded file.</w:t>
+      </w:r>
+    </w:p>
+    <w:p>
+      <w:r>
+        <w:t>- After created this file, allow someone to cross check and approve this file to share with finance.</w:t>
+      </w:r>
+      <w:r>
+        <w:t xml:space="preserve"> May be show same data on screen in tabular form and provide button approve/ reject/ needs correction and along with comments.</w:t>
+      </w:r>
+    </w:p>
+    <w:p>
+      <w:r>
+        <w:t>- Allow to download this file in excel</w:t>
+      </w:r>
+      <w:r>
+        <w:t xml:space="preserve"> and pdf</w:t>
+      </w:r>
+      <w:r>
+        <w:t xml:space="preserve"> format</w:t>
+      </w:r>
+      <w:r>
+        <w:t>.</w:t>
+      </w:r>
+    </w:p>
+    <w:p>
+      <w:r>
+        <w:t xml:space="preserve">- Give provision to see all past records, show </w:t>
+      </w:r>
+      <w:proofErr w:type="spellStart"/>
+      <w:r>
+        <w:t>monthwise</w:t>
+      </w:r>
+      <w:proofErr w:type="spellEnd"/>
+      <w:r>
+        <w:t>, vendor wise</w:t>
+      </w:r>
+      <w:r>
+        <w:t xml:space="preserve"> details</w:t>
+      </w:r>
+    </w:p>
+    <w:p>
+      <w:r>
+        <w:t>- Give panel to search the details like date range, vendor, payment status</w:t>
+      </w:r>
+      <w:r>
+        <w:t>, bill number, UTR Number, billing category wise search like Hotel, Food, Advertisement and many (add all types of categories)</w:t>
+      </w:r>
+    </w:p>
+    <w:p>
+      <w:r>
+        <w:t xml:space="preserve">- After </w:t>
+      </w:r>
+      <w:r>
+        <w:t xml:space="preserve">finance downloaded this file, they will process </w:t>
+      </w:r>
+      <w:proofErr w:type="gramStart"/>
+      <w:r>
+        <w:t>this payments</w:t>
+      </w:r>
+      <w:proofErr w:type="gramEnd"/>
+      <w:r>
+        <w:t xml:space="preserve"> and provide us payment report.</w:t>
+      </w:r>
+    </w:p>
+    <w:p>
+      <w:r>
+        <w:t xml:space="preserve">- Give provision to upload this </w:t>
+      </w:r>
+      <w:r>
+        <w:t>payment report</w:t>
+      </w:r>
+      <w:r>
+        <w:t xml:space="preserve"> file against the original billing file to update the payment status.</w:t>
+      </w:r>
+    </w:p>
+    <w:p>
+      <w:r>
+        <w:t xml:space="preserve">-Based on unique bill reference number we </w:t>
+      </w:r>
+      <w:proofErr w:type="gramStart"/>
+      <w:r>
+        <w:t>will  update</w:t>
+      </w:r>
+      <w:proofErr w:type="gramEnd"/>
+      <w:r>
+        <w:t xml:space="preserve"> the payment details against the vendor</w:t>
+      </w:r>
+    </w:p>
+    <w:p>
+      <w:r>
+        <w:t>- Allow to review and approve this after status updated</w:t>
+      </w:r>
+    </w:p>
+    <w:p>
+      <w:r>
+        <w:t>- once everything done, give provision to notify vendor about payment details. Message to be configurable.</w:t>
+      </w:r>
+    </w:p>
+    <w:p>
+      <w:r>
+        <w:t>- Give provision to onboard the vendor details, where basic details of vendor will be saved and used further for billing and notification.</w:t>
+      </w:r>
+    </w:p>
+    <w:p>
+      <w:r>
+        <w:t>-Create nice reports</w:t>
+      </w:r>
+    </w:p>
+    <w:p>
+      <w:r>
+        <w:t>- Integrate and use AI agents wherever require.</w:t>
+      </w:r>
+    </w:p>
+    <w:p>
+      <w:r>
+        <w:t>Attachment:</w:t>
+      </w:r>
+    </w:p>
+    <w:p>
+      <w:r>
+        <w:t xml:space="preserve">1.Billing </w:t>
+      </w:r>
+      <w:proofErr w:type="gramStart"/>
+      <w:r>
+        <w:t>format</w:t>
+      </w:r>
+      <w:proofErr w:type="gramEnd"/>
+      <w:r>
+        <w:t xml:space="preserve"> excel-</w:t>
+      </w:r>
+    </w:p>
+    <w:p>
+      <w:r>
+        <w:t>2. Finance report.</w:t>
+      </w:r>
+    </w:p>
+    <w:p>
+      <w:r>
+        <w:t>3. Sample Invoices</w:t>
+      </w:r>
+    </w:p>
+    <w:p>
+      <w:pPr>
+        <w:rPr>
+          <w:lang w:val="en-US"/>
+        </w:rPr>
+      </w:pPr>
+      <w:r>
+        <w:t xml:space="preserve">Help me design the </w:t>
+      </w:r>
+      <w:proofErr w:type="gramStart"/>
+      <w:r>
+        <w:t>end to end</w:t>
+      </w:r>
+      <w:proofErr w:type="gramEnd"/>
+      <w:r>
+        <w:t xml:space="preserve"> enterprise grade solution for this </w:t>
+      </w:r>
+      <w:r>
+        <w:rPr>
+          <w:lang w:val="en-US"/>
+        </w:rPr>
+        <w:t>invoice and payment tracking management</w:t>
+      </w:r>
+      <w:r>
+        <w:rPr>
+          <w:lang w:val="en-US"/>
+        </w:rPr>
+        <w:t>.</w:t>
+      </w:r>
+    </w:p>
+    <w:p/>
+    <w:p>
+      <w:pPr>
+        <w:rPr>
+          <w:lang w:val="en-US"/>
+        </w:rPr>
+      </w:pPr>
+      <w:r>
+        <w:rPr>
+          <w:lang w:val="en-US"/>
+        </w:rPr>
+        <w:t>Additionally, AI can be used for invoice and payment tracking management. The system can automatically monitor invoice records shared with by Finance Department and match invoice numbers with their corresponding UTR numbers after payment approval. Once the UTR number is updated, the AI system can automatically change the payment status from “Not Paid” to “Paid.” This will help reduce manual verification work, minimize errors.</w:t>
+      </w:r>
+    </w:p>
+    <w:p>
+      <w:pPr>
+        <w:rPr>
+          <w:lang w:val="en-US"/>
+        </w:rPr>
+      </w:pPr>
+    </w:p>
+    <w:p>
+      <w:pPr>
+        <w:rPr>
+          <w:lang w:val="en-US"/>
+        </w:rPr>
+      </w:pPr>
+    </w:p>
+    <w:p>
+      <w:pPr>
+        <w:rPr>
+          <w:lang w:val="en-US"/>
+        </w:rPr>
+      </w:pPr>
+    </w:p>
+    <w:p>
+      <w:pPr>
+        <w:rPr>
+          <w:lang w:val="en-US"/>
+        </w:rPr>
+      </w:pPr>
+    </w:p>
+    <w:p>
+      <w:r>
+        <w:t>One more update in the flow,</w:t>
+      </w:r>
+    </w:p>
+    <w:p>
+      <w:r>
+        <w:t xml:space="preserve">Sandeep who is admin guy, who gets invoices daily, he creates the bill file for those freshly received invoices and share this finance for payment. </w:t>
+      </w:r>
+      <w:proofErr w:type="gramStart"/>
+      <w:r>
+        <w:t>So</w:t>
+      </w:r>
+      <w:proofErr w:type="gramEnd"/>
+      <w:r>
+        <w:t xml:space="preserve"> in month it may be multiple files he may share it to finance. He creates one master file for each month (based on invoice received date).</w:t>
+      </w:r>
+    </w:p>
+    <w:p>
+      <w:r>
+        <w:t xml:space="preserve">Finance does the payment in once or twice in a month. Finance </w:t>
+      </w:r>
+      <w:proofErr w:type="gramStart"/>
+      <w:r>
+        <w:t>share</w:t>
+      </w:r>
+      <w:proofErr w:type="gramEnd"/>
+      <w:r>
+        <w:t xml:space="preserve"> one single report for the payment done in that month, we </w:t>
+      </w:r>
+      <w:proofErr w:type="spellStart"/>
+      <w:proofErr w:type="gramStart"/>
+      <w:r>
+        <w:t>cant</w:t>
+      </w:r>
+      <w:proofErr w:type="spellEnd"/>
+      <w:proofErr w:type="gramEnd"/>
+      <w:r>
+        <w:t xml:space="preserve"> match the reconciliation report in batch wise, we </w:t>
+      </w:r>
+      <w:proofErr w:type="gramStart"/>
+      <w:r>
+        <w:t>have to</w:t>
+      </w:r>
+      <w:proofErr w:type="gramEnd"/>
+      <w:r>
+        <w:t xml:space="preserve"> match this with master file and update. </w:t>
+      </w:r>
+    </w:p>
+    <w:p>
+      <w:r>
+        <w:t>It May happen that the invoices created in April, payment done in May and invoices created in May the payment can be done in May, in this case reconciliation how we will do it? Suggest some better approach.</w:t>
+      </w:r>
+    </w:p>
+    <w:p>
+      <w:r>
+        <w:t xml:space="preserve">Unique batch file name, it </w:t>
+      </w:r>
+      <w:proofErr w:type="gramStart"/>
+      <w:r>
+        <w:t>is should be</w:t>
+      </w:r>
+      <w:proofErr w:type="gramEnd"/>
+      <w:r>
+        <w:t xml:space="preserve"> in format, example BILL-25-MAY-2016-I, </w:t>
+      </w:r>
+      <w:r>
+        <w:t>BILL-25-MAY-2016-</w:t>
+      </w:r>
+      <w:r>
+        <w:t xml:space="preserve">II, </w:t>
+      </w:r>
+      <w:proofErr w:type="gramStart"/>
+      <w:r>
+        <w:t>Should</w:t>
+      </w:r>
+      <w:proofErr w:type="gramEnd"/>
+      <w:r>
+        <w:t xml:space="preserve"> be mapped against the MONTH.</w:t>
+      </w:r>
+    </w:p>
+    <w:p>
+      <w:pPr>
+        <w:rPr>
+          <w:lang w:val="en-US"/>
+        </w:rPr>
+      </w:pPr>
+      <w:r>
+        <w:br/>
+      </w:r>
+      <w:proofErr w:type="gramStart"/>
+      <w:r>
+        <w:t>Lets</w:t>
+      </w:r>
+      <w:proofErr w:type="gramEnd"/>
+      <w:r>
+        <w:t xml:space="preserve"> enhance this flow as per above use case, suggest and implement best possible solution.</w:t>
+      </w:r>
+    </w:p>
+    <w:p>
+      <w:pPr>
+        <w:rPr>
+          <w:lang w:val="en-US"/>
+        </w:rPr>
+      </w:pPr>
+    </w:p>
+    <w:p>
+      <w:pPr>
+        <w:rPr>
+          <w:lang w:val="en-US"/>
+        </w:rPr>
+      </w:pPr>
+    </w:p>
+    <w:p>
+      <w:pPr>
+        <w:rPr>
+          <w:lang w:val="en-US"/>
+        </w:rPr>
+      </w:pPr>
+      <w:r>
+        <w:rPr>
+          <w:lang w:val="en-US"/>
+        </w:rPr>
+        <w:t>One more challenge or review we need to do under vendor management.</w:t>
+      </w:r>
+    </w:p>
+    <w:p>
+      <w:pPr>
+        <w:rPr>
+          <w:lang w:val="en-US"/>
+        </w:rPr>
+      </w:pPr>
+      <w:r>
+        <w:rPr>
+          <w:lang w:val="en-US"/>
+        </w:rPr>
+        <w:t xml:space="preserve">We have almost 90% same vendors who sends the invoices us, so when we upload the invoices can we get that vendor added to vendor inventory if vendor not </w:t>
+      </w:r>
+      <w:proofErr w:type="spellStart"/>
+      <w:r>
+        <w:rPr>
+          <w:lang w:val="en-US"/>
+        </w:rPr>
+        <w:t>presnet</w:t>
+      </w:r>
+      <w:proofErr w:type="spellEnd"/>
+      <w:r>
+        <w:rPr>
+          <w:lang w:val="en-US"/>
+        </w:rPr>
+        <w:t xml:space="preserve">, so that from next time if same vendor invoice come we don’t required explicitly to provide the credit period days, recurring or </w:t>
+      </w:r>
+      <w:proofErr w:type="spellStart"/>
+      <w:r>
+        <w:rPr>
+          <w:lang w:val="en-US"/>
+        </w:rPr>
+        <w:t>non recurring</w:t>
+      </w:r>
+      <w:proofErr w:type="spellEnd"/>
+      <w:r>
+        <w:rPr>
+          <w:lang w:val="en-US"/>
+        </w:rPr>
+        <w:t>, system will go to vendor inventory and fetch the details, if vendor not present then extract the data and ask user do you want to add/update the vendor details, if user says yes then only vendor details gets added/updated to vendor inventory.</w:t>
+      </w:r>
+    </w:p>
+    <w:p>
+      <w:pPr>
+        <w:rPr>
+          <w:lang w:val="en-US"/>
+        </w:rPr>
+      </w:pPr>
+      <w:r>
+        <w:rPr>
+          <w:lang w:val="en-US"/>
+        </w:rPr>
+        <w:t xml:space="preserve">Don’t implement directly, let me know what </w:t>
+      </w:r>
+      <w:proofErr w:type="gramStart"/>
+      <w:r>
+        <w:rPr>
+          <w:lang w:val="en-US"/>
+        </w:rPr>
+        <w:t>could be best implementation approach here</w:t>
+      </w:r>
+      <w:proofErr w:type="gramEnd"/>
+      <w:r>
+        <w:rPr>
+          <w:lang w:val="en-US"/>
+        </w:rPr>
+        <w:t xml:space="preserve">, suggest the best industry standard way </w:t>
+      </w:r>
+      <w:proofErr w:type="spellStart"/>
+      <w:proofErr w:type="gramStart"/>
+      <w:r>
+        <w:rPr>
+          <w:lang w:val="en-US"/>
+        </w:rPr>
+        <w:t>od</w:t>
+      </w:r>
+      <w:proofErr w:type="spellEnd"/>
+      <w:proofErr w:type="gramEnd"/>
+      <w:r>
+        <w:rPr>
+          <w:lang w:val="en-US"/>
+        </w:rPr>
+        <w:t xml:space="preserve"> doing.</w:t>
+      </w:r>
     </w:p>
     <w:p>
       <w:pPr>
@@ -1806,6 +2577,95 @@
     </w:lvl>
   </w:abstractNum>
   <w:abstractNum w:abstractNumId="7" w15:restartNumberingAfterBreak="0">
+    <w:nsid w:val="1CE9578E"/>
+    <w:multiLevelType w:val="hybridMultilevel"/>
+    <w:tmpl w:val="6EC87A32"/>
+    <w:lvl w:ilvl="0" w:tplc="4009000F">
+      <w:start w:val="1"/>
+      <w:numFmt w:val="decimal"/>
+      <w:lvlText w:val="%1."/>
+      <w:lvlJc w:val="left"/>
+      <w:pPr>
+        <w:ind w:left="720" w:hanging="360"/>
+      </w:pPr>
+      <w:rPr>
+        <w:rFonts w:hint="default"/>
+      </w:rPr>
+    </w:lvl>
+    <w:lvl w:ilvl="1" w:tplc="40090019" w:tentative="1">
+      <w:start w:val="1"/>
+      <w:numFmt w:val="lowerLetter"/>
+      <w:lvlText w:val="%2."/>
+      <w:lvlJc w:val="left"/>
+      <w:pPr>
+        <w:ind w:left="1440" w:hanging="360"/>
+      </w:pPr>
+    </w:lvl>
+    <w:lvl w:ilvl="2" w:tplc="4009001B" w:tentative="1">
+      <w:start w:val="1"/>
+      <w:numFmt w:val="lowerRoman"/>
+      <w:lvlText w:val="%3."/>
+      <w:lvlJc w:val="right"/>
+      <w:pPr>
+        <w:ind w:left="2160" w:hanging="180"/>
+      </w:pPr>
+    </w:lvl>
+    <w:lvl w:ilvl="3" w:tplc="4009000F" w:tentative="1">
+      <w:start w:val="1"/>
+      <w:numFmt w:val="decimal"/>
+      <w:lvlText w:val="%4."/>
+      <w:lvlJc w:val="left"/>
+      <w:pPr>
+        <w:ind w:left="2880" w:hanging="360"/>
+      </w:pPr>
+    </w:lvl>
+    <w:lvl w:ilvl="4" w:tplc="40090019" w:tentative="1">
+      <w:start w:val="1"/>
+      <w:numFmt w:val="lowerLetter"/>
+      <w:lvlText w:val="%5."/>
+      <w:lvlJc w:val="left"/>
+      <w:pPr>
+        <w:ind w:left="3600" w:hanging="360"/>
+      </w:pPr>
+    </w:lvl>
+    <w:lvl w:ilvl="5" w:tplc="4009001B" w:tentative="1">
+      <w:start w:val="1"/>
+      <w:numFmt w:val="lowerRoman"/>
+      <w:lvlText w:val="%6."/>
+      <w:lvlJc w:val="right"/>
+      <w:pPr>
+        <w:ind w:left="4320" w:hanging="180"/>
+      </w:pPr>
+    </w:lvl>
+    <w:lvl w:ilvl="6" w:tplc="4009000F" w:tentative="1">
+      <w:start w:val="1"/>
+      <w:numFmt w:val="decimal"/>
+      <w:lvlText w:val="%7."/>
+      <w:lvlJc w:val="left"/>
+      <w:pPr>
+        <w:ind w:left="5040" w:hanging="360"/>
+      </w:pPr>
+    </w:lvl>
+    <w:lvl w:ilvl="7" w:tplc="40090019" w:tentative="1">
+      <w:start w:val="1"/>
+      <w:numFmt w:val="lowerLetter"/>
+      <w:lvlText w:val="%8."/>
+      <w:lvlJc w:val="left"/>
+      <w:pPr>
+        <w:ind w:left="5760" w:hanging="360"/>
+      </w:pPr>
+    </w:lvl>
+    <w:lvl w:ilvl="8" w:tplc="4009001B" w:tentative="1">
+      <w:start w:val="1"/>
+      <w:numFmt w:val="lowerRoman"/>
+      <w:lvlText w:val="%9."/>
+      <w:lvlJc w:val="right"/>
+      <w:pPr>
+        <w:ind w:left="6480" w:hanging="180"/>
+      </w:pPr>
+    </w:lvl>
+  </w:abstractNum>
+  <w:abstractNum w:abstractNumId="8" w15:restartNumberingAfterBreak="0">
     <w:nsid w:val="1D685B81"/>
     <w:multiLevelType w:val="multilevel"/>
     <w:tmpl w:val="6B227FDE"/>
@@ -1918,7 +2778,7 @@
       </w:pPr>
     </w:lvl>
   </w:abstractNum>
-  <w:abstractNum w:abstractNumId="8" w15:restartNumberingAfterBreak="0">
+  <w:abstractNum w:abstractNumId="9" w15:restartNumberingAfterBreak="0">
     <w:nsid w:val="20D70544"/>
     <w:multiLevelType w:val="multilevel"/>
     <w:tmpl w:val="3ED6F664"/>
@@ -2067,7 +2927,7 @@
       </w:rPr>
     </w:lvl>
   </w:abstractNum>
-  <w:abstractNum w:abstractNumId="9" w15:restartNumberingAfterBreak="0">
+  <w:abstractNum w:abstractNumId="10" w15:restartNumberingAfterBreak="0">
     <w:nsid w:val="237C019F"/>
     <w:multiLevelType w:val="multilevel"/>
     <w:tmpl w:val="996C38CC"/>
@@ -2216,7 +3076,7 @@
       </w:rPr>
     </w:lvl>
   </w:abstractNum>
-  <w:abstractNum w:abstractNumId="10" w15:restartNumberingAfterBreak="0">
+  <w:abstractNum w:abstractNumId="11" w15:restartNumberingAfterBreak="0">
     <w:nsid w:val="28034312"/>
     <w:multiLevelType w:val="multilevel"/>
     <w:tmpl w:val="7FE4B2A4"/>
@@ -2365,7 +3225,7 @@
       </w:rPr>
     </w:lvl>
   </w:abstractNum>
-  <w:abstractNum w:abstractNumId="11" w15:restartNumberingAfterBreak="0">
+  <w:abstractNum w:abstractNumId="12" w15:restartNumberingAfterBreak="0">
     <w:nsid w:val="299E4336"/>
     <w:multiLevelType w:val="multilevel"/>
     <w:tmpl w:val="7FB6D176"/>
@@ -2514,7 +3374,7 @@
       </w:rPr>
     </w:lvl>
   </w:abstractNum>
-  <w:abstractNum w:abstractNumId="12" w15:restartNumberingAfterBreak="0">
+  <w:abstractNum w:abstractNumId="13" w15:restartNumberingAfterBreak="0">
     <w:nsid w:val="2E040424"/>
     <w:multiLevelType w:val="multilevel"/>
     <w:tmpl w:val="0FA2216C"/>
@@ -2663,7 +3523,7 @@
       </w:rPr>
     </w:lvl>
   </w:abstractNum>
-  <w:abstractNum w:abstractNumId="13" w15:restartNumberingAfterBreak="0">
+  <w:abstractNum w:abstractNumId="14" w15:restartNumberingAfterBreak="0">
     <w:nsid w:val="399007A4"/>
     <w:multiLevelType w:val="multilevel"/>
     <w:tmpl w:val="9B56A1B0"/>
@@ -2812,7 +3672,7 @@
       </w:rPr>
     </w:lvl>
   </w:abstractNum>
-  <w:abstractNum w:abstractNumId="14" w15:restartNumberingAfterBreak="0">
+  <w:abstractNum w:abstractNumId="15" w15:restartNumberingAfterBreak="0">
     <w:nsid w:val="3AC71C36"/>
     <w:multiLevelType w:val="multilevel"/>
     <w:tmpl w:val="E81050F2"/>
@@ -2961,7 +3821,7 @@
       </w:rPr>
     </w:lvl>
   </w:abstractNum>
-  <w:abstractNum w:abstractNumId="15" w15:restartNumberingAfterBreak="0">
+  <w:abstractNum w:abstractNumId="16" w15:restartNumberingAfterBreak="0">
     <w:nsid w:val="3B171968"/>
     <w:multiLevelType w:val="multilevel"/>
     <w:tmpl w:val="CE923F1C"/>
@@ -3110,7 +3970,7 @@
       </w:rPr>
     </w:lvl>
   </w:abstractNum>
-  <w:abstractNum w:abstractNumId="16" w15:restartNumberingAfterBreak="0">
+  <w:abstractNum w:abstractNumId="17" w15:restartNumberingAfterBreak="0">
     <w:nsid w:val="447908BA"/>
     <w:multiLevelType w:val="multilevel"/>
     <w:tmpl w:val="F990B7A4"/>
@@ -3259,7 +4119,7 @@
       </w:rPr>
     </w:lvl>
   </w:abstractNum>
-  <w:abstractNum w:abstractNumId="17" w15:restartNumberingAfterBreak="0">
+  <w:abstractNum w:abstractNumId="18" w15:restartNumberingAfterBreak="0">
     <w:nsid w:val="44D60004"/>
     <w:multiLevelType w:val="multilevel"/>
     <w:tmpl w:val="92185056"/>
@@ -3408,7 +4268,7 @@
       </w:rPr>
     </w:lvl>
   </w:abstractNum>
-  <w:abstractNum w:abstractNumId="18" w15:restartNumberingAfterBreak="0">
+  <w:abstractNum w:abstractNumId="19" w15:restartNumberingAfterBreak="0">
     <w:nsid w:val="45DC59E3"/>
     <w:multiLevelType w:val="multilevel"/>
     <w:tmpl w:val="2C3C4FA2"/>
@@ -3557,7 +4417,7 @@
       </w:rPr>
     </w:lvl>
   </w:abstractNum>
-  <w:abstractNum w:abstractNumId="19" w15:restartNumberingAfterBreak="0">
+  <w:abstractNum w:abstractNumId="20" w15:restartNumberingAfterBreak="0">
     <w:nsid w:val="4D686345"/>
     <w:multiLevelType w:val="multilevel"/>
     <w:tmpl w:val="1722C85A"/>
@@ -3706,7 +4566,7 @@
       </w:rPr>
     </w:lvl>
   </w:abstractNum>
-  <w:abstractNum w:abstractNumId="20" w15:restartNumberingAfterBreak="0">
+  <w:abstractNum w:abstractNumId="21" w15:restartNumberingAfterBreak="0">
     <w:nsid w:val="52722C32"/>
     <w:multiLevelType w:val="multilevel"/>
     <w:tmpl w:val="74B49086"/>
@@ -3855,7 +4715,7 @@
       </w:rPr>
     </w:lvl>
   </w:abstractNum>
-  <w:abstractNum w:abstractNumId="21" w15:restartNumberingAfterBreak="0">
+  <w:abstractNum w:abstractNumId="22" w15:restartNumberingAfterBreak="0">
     <w:nsid w:val="58CD7EA1"/>
     <w:multiLevelType w:val="multilevel"/>
     <w:tmpl w:val="7B90A5F6"/>
@@ -4004,7 +4864,7 @@
       </w:rPr>
     </w:lvl>
   </w:abstractNum>
-  <w:abstractNum w:abstractNumId="22" w15:restartNumberingAfterBreak="0">
+  <w:abstractNum w:abstractNumId="23" w15:restartNumberingAfterBreak="0">
     <w:nsid w:val="5BF50722"/>
     <w:multiLevelType w:val="multilevel"/>
     <w:tmpl w:val="9CD411C2"/>
@@ -4153,7 +5013,7 @@
       </w:rPr>
     </w:lvl>
   </w:abstractNum>
-  <w:abstractNum w:abstractNumId="23" w15:restartNumberingAfterBreak="0">
+  <w:abstractNum w:abstractNumId="24" w15:restartNumberingAfterBreak="0">
     <w:nsid w:val="5E4847D0"/>
     <w:multiLevelType w:val="multilevel"/>
     <w:tmpl w:val="6854C3DE"/>
@@ -4302,7 +5162,7 @@
       </w:rPr>
     </w:lvl>
   </w:abstractNum>
-  <w:abstractNum w:abstractNumId="24" w15:restartNumberingAfterBreak="0">
+  <w:abstractNum w:abstractNumId="25" w15:restartNumberingAfterBreak="0">
     <w:nsid w:val="6A8A0F65"/>
     <w:multiLevelType w:val="multilevel"/>
     <w:tmpl w:val="702017A0"/>
@@ -4451,7 +5311,7 @@
       </w:rPr>
     </w:lvl>
   </w:abstractNum>
-  <w:abstractNum w:abstractNumId="25" w15:restartNumberingAfterBreak="0">
+  <w:abstractNum w:abstractNumId="26" w15:restartNumberingAfterBreak="0">
     <w:nsid w:val="6EC41C4F"/>
     <w:multiLevelType w:val="multilevel"/>
     <w:tmpl w:val="4FEEC3C4"/>
@@ -4600,7 +5460,7 @@
       </w:rPr>
     </w:lvl>
   </w:abstractNum>
-  <w:abstractNum w:abstractNumId="26" w15:restartNumberingAfterBreak="0">
+  <w:abstractNum w:abstractNumId="27" w15:restartNumberingAfterBreak="0">
     <w:nsid w:val="72323BD1"/>
     <w:multiLevelType w:val="multilevel"/>
     <w:tmpl w:val="FBCC76EC"/>
@@ -4749,7 +5609,7 @@
       </w:rPr>
     </w:lvl>
   </w:abstractNum>
-  <w:abstractNum w:abstractNumId="27" w15:restartNumberingAfterBreak="0">
+  <w:abstractNum w:abstractNumId="28" w15:restartNumberingAfterBreak="0">
     <w:nsid w:val="793D6954"/>
     <w:multiLevelType w:val="multilevel"/>
     <w:tmpl w:val="252A1EC0"/>
@@ -4902,19 +5762,19 @@
     <w:abstractNumId w:val="0"/>
   </w:num>
   <w:num w:numId="2" w16cid:durableId="5207412">
+    <w:abstractNumId w:val="21"/>
+  </w:num>
+  <w:num w:numId="3" w16cid:durableId="658773194">
+    <w:abstractNumId w:val="10"/>
+  </w:num>
+  <w:num w:numId="4" w16cid:durableId="1488397305">
+    <w:abstractNumId w:val="17"/>
+  </w:num>
+  <w:num w:numId="5" w16cid:durableId="1318339232">
     <w:abstractNumId w:val="20"/>
   </w:num>
-  <w:num w:numId="3" w16cid:durableId="658773194">
-    <w:abstractNumId w:val="9"/>
-  </w:num>
-  <w:num w:numId="4" w16cid:durableId="1488397305">
-    <w:abstractNumId w:val="16"/>
-  </w:num>
-  <w:num w:numId="5" w16cid:durableId="1318339232">
-    <w:abstractNumId w:val="19"/>
-  </w:num>
   <w:num w:numId="6" w16cid:durableId="1721245734">
-    <w:abstractNumId w:val="10"/>
+    <w:abstractNumId w:val="11"/>
   </w:num>
   <w:num w:numId="7" w16cid:durableId="983049982">
     <w:abstractNumId w:val="5"/>
@@ -4923,25 +5783,25 @@
     <w:abstractNumId w:val="2"/>
   </w:num>
   <w:num w:numId="9" w16cid:durableId="1729107669">
-    <w:abstractNumId w:val="23"/>
+    <w:abstractNumId w:val="24"/>
   </w:num>
   <w:num w:numId="10" w16cid:durableId="975254880">
+    <w:abstractNumId w:val="13"/>
+  </w:num>
+  <w:num w:numId="11" w16cid:durableId="881289490">
+    <w:abstractNumId w:val="22"/>
+  </w:num>
+  <w:num w:numId="12" w16cid:durableId="322125086">
     <w:abstractNumId w:val="12"/>
   </w:num>
-  <w:num w:numId="11" w16cid:durableId="881289490">
-    <w:abstractNumId w:val="21"/>
-  </w:num>
-  <w:num w:numId="12" w16cid:durableId="322125086">
-    <w:abstractNumId w:val="11"/>
-  </w:num>
   <w:num w:numId="13" w16cid:durableId="1423797232">
-    <w:abstractNumId w:val="25"/>
+    <w:abstractNumId w:val="26"/>
   </w:num>
   <w:num w:numId="14" w16cid:durableId="316960767">
-    <w:abstractNumId w:val="8"/>
+    <w:abstractNumId w:val="9"/>
   </w:num>
   <w:num w:numId="15" w16cid:durableId="1297835214">
-    <w:abstractNumId w:val="22"/>
+    <w:abstractNumId w:val="23"/>
   </w:num>
   <w:num w:numId="16" w16cid:durableId="1056901871">
     <w:abstractNumId w:val="1"/>
@@ -4950,36 +5810,39 @@
     <w:abstractNumId w:val="4"/>
   </w:num>
   <w:num w:numId="18" w16cid:durableId="1564027043">
-    <w:abstractNumId w:val="26"/>
+    <w:abstractNumId w:val="27"/>
   </w:num>
   <w:num w:numId="19" w16cid:durableId="1602909341">
-    <w:abstractNumId w:val="14"/>
+    <w:abstractNumId w:val="15"/>
   </w:num>
   <w:num w:numId="20" w16cid:durableId="179702706">
-    <w:abstractNumId w:val="27"/>
+    <w:abstractNumId w:val="28"/>
   </w:num>
   <w:num w:numId="21" w16cid:durableId="1364402338">
-    <w:abstractNumId w:val="24"/>
+    <w:abstractNumId w:val="25"/>
   </w:num>
   <w:num w:numId="22" w16cid:durableId="833647184">
     <w:abstractNumId w:val="3"/>
   </w:num>
   <w:num w:numId="23" w16cid:durableId="1053623450">
-    <w:abstractNumId w:val="18"/>
+    <w:abstractNumId w:val="19"/>
   </w:num>
   <w:num w:numId="24" w16cid:durableId="1176917081">
-    <w:abstractNumId w:val="17"/>
+    <w:abstractNumId w:val="18"/>
   </w:num>
   <w:num w:numId="25" w16cid:durableId="934172739">
     <w:abstractNumId w:val="6"/>
   </w:num>
   <w:num w:numId="26" w16cid:durableId="862328857">
-    <w:abstractNumId w:val="13"/>
+    <w:abstractNumId w:val="14"/>
   </w:num>
   <w:num w:numId="27" w16cid:durableId="1094783377">
-    <w:abstractNumId w:val="15"/>
+    <w:abstractNumId w:val="16"/>
   </w:num>
   <w:num w:numId="28" w16cid:durableId="1956131339">
+    <w:abstractNumId w:val="8"/>
+  </w:num>
+  <w:num w:numId="29" w16cid:durableId="1728643846">
     <w:abstractNumId w:val="7"/>
   </w:num>
 </w:numbering>
@@ -5385,6 +6248,7 @@
   <w:style w:type="paragraph" w:default="1" w:styleId="Normal">
     <w:name w:val="Normal"/>
     <w:qFormat/>
+    <w:rsid w:val="008A2A60"/>
   </w:style>
   <w:style w:type="paragraph" w:styleId="Heading1">
     <w:name w:val="heading 1"/>
@@ -5588,7 +6452,6 @@
   <w:style w:type="character" w:default="1" w:styleId="DefaultParagraphFont">
     <w:name w:val="Default Paragraph Font"/>
     <w:uiPriority w:val="1"/>
-    <w:semiHidden/>
     <w:unhideWhenUsed/>
   </w:style>
   <w:style w:type="table" w:default="1" w:styleId="TableNormal">
